--- a/klagomål/A 18449-2026 FSC-klagomål.docx
+++ b/klagomål/A 18449-2026 FSC-klagomål.docx
@@ -819,7 +819,7 @@
     <w:r>
       <w:tab/>
       <w:tab/>
-      <w:t>2026-04-16</w:t>
+      <w:t>2026-04-17</w:t>
       <w:br/>
       <w:br/>
     </w:r>

--- a/klagomål/A 18449-2026 FSC-klagomål.docx
+++ b/klagomål/A 18449-2026 FSC-klagomål.docx
@@ -819,7 +819,7 @@
     <w:r>
       <w:tab/>
       <w:tab/>
-      <w:t>2026-04-17</w:t>
+      <w:t>2026-04-18</w:t>
       <w:br/>
       <w:br/>
     </w:r>

--- a/klagomål/A 18449-2026 FSC-klagomål.docx
+++ b/klagomål/A 18449-2026 FSC-klagomål.docx
@@ -819,7 +819,7 @@
     <w:r>
       <w:tab/>
       <w:tab/>
-      <w:t>2026-04-18</w:t>
+      <w:t>2026-04-19</w:t>
       <w:br/>
       <w:br/>
     </w:r>

--- a/klagomål/A 18449-2026 FSC-klagomål.docx
+++ b/klagomål/A 18449-2026 FSC-klagomål.docx
@@ -819,7 +819,7 @@
     <w:r>
       <w:tab/>
       <w:tab/>
-      <w:t>2026-04-19</w:t>
+      <w:t>2026-04-20</w:t>
       <w:br/>
       <w:br/>
     </w:r>

--- a/klagomål/A 18449-2026 FSC-klagomål.docx
+++ b/klagomål/A 18449-2026 FSC-klagomål.docx
@@ -819,7 +819,7 @@
     <w:r>
       <w:tab/>
       <w:tab/>
-      <w:t>2026-04-20</w:t>
+      <w:t>2026-04-21</w:t>
       <w:br/>
       <w:br/>
     </w:r>

--- a/klagomål/A 18449-2026 FSC-klagomål.docx
+++ b/klagomål/A 18449-2026 FSC-klagomål.docx
@@ -819,7 +819,7 @@
     <w:r>
       <w:tab/>
       <w:tab/>
-      <w:t>2026-04-21</w:t>
+      <w:t>2026-04-22</w:t>
       <w:br/>
       <w:br/>
     </w:r>

--- a/klagomål/A 18449-2026 FSC-klagomål.docx
+++ b/klagomål/A 18449-2026 FSC-klagomål.docx
@@ -819,7 +819,7 @@
     <w:r>
       <w:tab/>
       <w:tab/>
-      <w:t>2026-04-22</w:t>
+      <w:t>2026-04-23</w:t>
       <w:br/>
       <w:br/>
     </w:r>

--- a/klagomål/A 18449-2026 FSC-klagomål.docx
+++ b/klagomål/A 18449-2026 FSC-klagomål.docx
@@ -819,7 +819,7 @@
     <w:r>
       <w:tab/>
       <w:tab/>
-      <w:t>2026-04-23</w:t>
+      <w:t>2026-04-24</w:t>
       <w:br/>
       <w:br/>
     </w:r>

--- a/klagomål/A 18449-2026 FSC-klagomål.docx
+++ b/klagomål/A 18449-2026 FSC-klagomål.docx
@@ -819,7 +819,7 @@
     <w:r>
       <w:tab/>
       <w:tab/>
-      <w:t>2026-04-24</w:t>
+      <w:t>2026-04-25</w:t>
       <w:br/>
       <w:br/>
     </w:r>

--- a/klagomål/A 18449-2026 FSC-klagomål.docx
+++ b/klagomål/A 18449-2026 FSC-klagomål.docx
@@ -819,7 +819,7 @@
     <w:r>
       <w:tab/>
       <w:tab/>
-      <w:t>2026-04-25</w:t>
+      <w:t>2026-04-26</w:t>
       <w:br/>
       <w:br/>
     </w:r>

--- a/klagomål/A 18449-2026 FSC-klagomål.docx
+++ b/klagomål/A 18449-2026 FSC-klagomål.docx
@@ -819,7 +819,7 @@
     <w:r>
       <w:tab/>
       <w:tab/>
-      <w:t>2026-04-26</w:t>
+      <w:t>2026-04-27</w:t>
       <w:br/>
       <w:br/>
     </w:r>

--- a/klagomål/A 18449-2026 FSC-klagomål.docx
+++ b/klagomål/A 18449-2026 FSC-klagomål.docx
@@ -819,7 +819,7 @@
     <w:r>
       <w:tab/>
       <w:tab/>
-      <w:t>2026-04-27</w:t>
+      <w:t>2026-04-28</w:t>
       <w:br/>
       <w:br/>
     </w:r>

--- a/klagomål/A 18449-2026 FSC-klagomål.docx
+++ b/klagomål/A 18449-2026 FSC-klagomål.docx
@@ -168,7 +168,7 @@
     </w:p>
     <w:p>
       <w:r>
-        <w:t>Detta dokument behandlar höga naturvärden i avverkningsanmälan A 18449-2026 i Dorotea kommun. Denna avverkningsanmälan inkom 2026-04-15 09:16:26 och omfattar 40,2 ha.</w:t>
+        <w:t>Detta dokument behandlar höga naturvärden i avverkningsanmälan A 18449-2026 i Dorotea kommun. Denna avverkningsanmälan inkom 2026-04-15 00:00:00 och omfattar 40,2 ha.</w:t>
       </w:r>
     </w:p>
     <w:p>
@@ -819,7 +819,7 @@
     <w:r>
       <w:tab/>
       <w:tab/>
-      <w:t>2026-04-28</w:t>
+      <w:t>2026-04-29</w:t>
       <w:br/>
       <w:br/>
     </w:r>

--- a/klagomål/A 18449-2026 FSC-klagomål.docx
+++ b/klagomål/A 18449-2026 FSC-klagomål.docx
@@ -819,7 +819,7 @@
     <w:r>
       <w:tab/>
       <w:tab/>
-      <w:t>2026-04-29</w:t>
+      <w:t>2026-04-30</w:t>
       <w:br/>
       <w:br/>
     </w:r>

--- a/klagomål/A 18449-2026 FSC-klagomål.docx
+++ b/klagomål/A 18449-2026 FSC-klagomål.docx
@@ -819,7 +819,7 @@
     <w:r>
       <w:tab/>
       <w:tab/>
-      <w:t>2026-04-30</w:t>
+      <w:t>2026-05-01</w:t>
       <w:br/>
       <w:br/>
     </w:r>

--- a/klagomål/A 18449-2026 FSC-klagomål.docx
+++ b/klagomål/A 18449-2026 FSC-klagomål.docx
@@ -819,7 +819,7 @@
     <w:r>
       <w:tab/>
       <w:tab/>
-      <w:t>2026-05-01</w:t>
+      <w:t>2026-05-02</w:t>
       <w:br/>
       <w:br/>
     </w:r>

--- a/klagomål/A 18449-2026 FSC-klagomål.docx
+++ b/klagomål/A 18449-2026 FSC-klagomål.docx
@@ -819,7 +819,7 @@
     <w:r>
       <w:tab/>
       <w:tab/>
-      <w:t>2026-05-02</w:t>
+      <w:t>2026-05-03</w:t>
       <w:br/>
       <w:br/>
     </w:r>

--- a/klagomål/A 18449-2026 FSC-klagomål.docx
+++ b/klagomål/A 18449-2026 FSC-klagomål.docx
@@ -819,7 +819,7 @@
     <w:r>
       <w:tab/>
       <w:tab/>
-      <w:t>2026-05-03</w:t>
+      <w:t>2026-05-04</w:t>
       <w:br/>
       <w:br/>
     </w:r>

--- a/klagomål/A 18449-2026 FSC-klagomål.docx
+++ b/klagomål/A 18449-2026 FSC-klagomål.docx
@@ -819,7 +819,7 @@
     <w:r>
       <w:tab/>
       <w:tab/>
-      <w:t>2026-05-04</w:t>
+      <w:t>2026-05-05</w:t>
       <w:br/>
       <w:br/>
     </w:r>

--- a/klagomål/A 18449-2026 FSC-klagomål.docx
+++ b/klagomål/A 18449-2026 FSC-klagomål.docx
@@ -819,7 +819,7 @@
     <w:r>
       <w:tab/>
       <w:tab/>
-      <w:t>2026-05-05</w:t>
+      <w:t>2026-05-06</w:t>
       <w:br/>
       <w:br/>
     </w:r>
